--- a/DES030_generation/02_Current_Target/DES-030_5058-IE-TDX-01-CDV_M3_ORDERS_V1_0.docx
+++ b/DES030_generation/02_Current_Target/DES-030_5058-IE-TDX-01-CDV_M3_ORDERS_V1_0.docx
@@ -574,7 +574,7 @@
         </w:rPr>
       </w:pPr>
       <w:bookmarkStart w:id="0" w:name="_Toc202891081"/>
-      <w:bookmarkStart w:id="1" w:name="_Toc230947035"/>
+      <w:bookmarkStart w:id="1" w:name="_Toc230955264"/>
       <w:r>
         <w:rPr>
           <w:rFonts w:cs="Arial"/>
@@ -593,7 +593,7 @@
         </w:rPr>
       </w:pPr>
       <w:bookmarkStart w:id="2" w:name="_Toc202891082"/>
-      <w:bookmarkStart w:id="3" w:name="_Toc230947036"/>
+      <w:bookmarkStart w:id="3" w:name="_Toc230955265"/>
       <w:r>
         <w:rPr>
           <w:rFonts w:cs="Arial"/>
@@ -642,7 +642,7 @@
           <w:color w:val="FFFFFF"/>
           <w:sz w:val="10"/>
         </w:rPr>
-        <w:t>3</w:t>
+        <w:t>1</w:t>
       </w:r>
       <w:r>
         <w:rPr>
@@ -874,7 +874,7 @@
         </w:rPr>
       </w:pPr>
       <w:bookmarkStart w:id="4" w:name="_Toc202891083"/>
-      <w:bookmarkStart w:id="5" w:name="_Toc230947037"/>
+      <w:bookmarkStart w:id="5" w:name="_Toc230955266"/>
       <w:r>
         <w:rPr>
           <w:rFonts w:cs="Arial"/>
@@ -1151,7 +1151,7 @@
         </w:rPr>
         <w:fldChar w:fldCharType="separate"/>
       </w:r>
-      <w:hyperlink w:anchor="_Toc230947035" w:history="1">
+      <w:hyperlink w:anchor="_Toc230955264" w:history="1">
         <w:r>
           <w:rPr>
             <w:rStyle w:val="Hyperlink"/>
@@ -1200,7 +1200,7 @@
             <w:noProof/>
             <w:webHidden/>
           </w:rPr>
-          <w:instrText xml:space="preserve"> PAGEREF _Toc230947035 \h </w:instrText>
+          <w:instrText xml:space="preserve"> PAGEREF _Toc230955264 \h </w:instrText>
         </w:r>
         <w:r>
           <w:rPr>
@@ -1247,7 +1247,7 @@
           <w14:ligatures w14:val="standardContextual"/>
         </w:rPr>
       </w:pPr>
-      <w:hyperlink w:anchor="_Toc230947036" w:history="1">
+      <w:hyperlink w:anchor="_Toc230955265" w:history="1">
         <w:r>
           <w:rPr>
             <w:rStyle w:val="Hyperlink"/>
@@ -1295,7 +1295,7 @@
             <w:noProof/>
             <w:webHidden/>
           </w:rPr>
-          <w:instrText xml:space="preserve"> PAGEREF _Toc230947036 \h </w:instrText>
+          <w:instrText xml:space="preserve"> PAGEREF _Toc230955265 \h </w:instrText>
         </w:r>
         <w:r>
           <w:rPr>
@@ -1342,7 +1342,7 @@
           <w14:ligatures w14:val="standardContextual"/>
         </w:rPr>
       </w:pPr>
-      <w:hyperlink w:anchor="_Toc230947037" w:history="1">
+      <w:hyperlink w:anchor="_Toc230955266" w:history="1">
         <w:r>
           <w:rPr>
             <w:rStyle w:val="Hyperlink"/>
@@ -1390,7 +1390,7 @@
             <w:noProof/>
             <w:webHidden/>
           </w:rPr>
-          <w:instrText xml:space="preserve"> PAGEREF _Toc230947037 \h </w:instrText>
+          <w:instrText xml:space="preserve"> PAGEREF _Toc230955266 \h </w:instrText>
         </w:r>
         <w:r>
           <w:rPr>
@@ -1438,7 +1438,7 @@
           <w14:ligatures w14:val="standardContextual"/>
         </w:rPr>
       </w:pPr>
-      <w:hyperlink w:anchor="_Toc230947038" w:history="1">
+      <w:hyperlink w:anchor="_Toc230955267" w:history="1">
         <w:r>
           <w:rPr>
             <w:rStyle w:val="Hyperlink"/>
@@ -1487,7 +1487,7 @@
             <w:noProof/>
             <w:webHidden/>
           </w:rPr>
-          <w:instrText xml:space="preserve"> PAGEREF _Toc230947038 \h </w:instrText>
+          <w:instrText xml:space="preserve"> PAGEREF _Toc230955267 \h </w:instrText>
         </w:r>
         <w:r>
           <w:rPr>
@@ -1534,7 +1534,7 @@
           <w14:ligatures w14:val="standardContextual"/>
         </w:rPr>
       </w:pPr>
-      <w:hyperlink w:anchor="_Toc230947039" w:history="1">
+      <w:hyperlink w:anchor="_Toc230955268" w:history="1">
         <w:r>
           <w:rPr>
             <w:rStyle w:val="Hyperlink"/>
@@ -1582,7 +1582,100 @@
             <w:noProof/>
             <w:webHidden/>
           </w:rPr>
-          <w:instrText xml:space="preserve"> PAGEREF _Toc230947039 \h </w:instrText>
+          <w:instrText xml:space="preserve"> PAGEREF _Toc230955268 \h </w:instrText>
+        </w:r>
+        <w:r>
+          <w:rPr>
+            <w:noProof/>
+            <w:webHidden/>
+          </w:rPr>
+        </w:r>
+        <w:r>
+          <w:rPr>
+            <w:noProof/>
+            <w:webHidden/>
+          </w:rPr>
+          <w:fldChar w:fldCharType="separate"/>
+        </w:r>
+        <w:r>
+          <w:rPr>
+            <w:noProof/>
+            <w:webHidden/>
+          </w:rPr>
+          <w:t>4</w:t>
+        </w:r>
+        <w:r>
+          <w:rPr>
+            <w:noProof/>
+            <w:webHidden/>
+          </w:rPr>
+          <w:fldChar w:fldCharType="end"/>
+        </w:r>
+      </w:hyperlink>
+    </w:p>
+    <w:p>
+      <w:pPr>
+        <w:pStyle w:val="TOC2"/>
+        <w:tabs>
+          <w:tab w:val="left" w:pos="2549"/>
+        </w:tabs>
+        <w:rPr>
+          <w:rFonts w:asciiTheme="minorHAnsi" w:eastAsiaTheme="minorEastAsia" w:hAnsiTheme="minorHAnsi" w:cstheme="minorBidi"/>
+          <w:noProof/>
+          <w:kern w:val="2"/>
+          <w:sz w:val="24"/>
+          <w:szCs w:val="24"/>
+          <w:lang w:val="en-MU" w:eastAsia="en-MU"/>
+          <w14:ligatures w14:val="standardContextual"/>
+        </w:rPr>
+      </w:pPr>
+      <w:hyperlink w:anchor="_Toc230955269" w:history="1">
+        <w:r>
+          <w:rPr>
+            <w:rStyle w:val="Hyperlink"/>
+            <w:noProof/>
+          </w:rPr>
+          <w:t>2.2</w:t>
+        </w:r>
+        <w:r>
+          <w:rPr>
+            <w:rFonts w:asciiTheme="minorHAnsi" w:eastAsiaTheme="minorEastAsia" w:hAnsiTheme="minorHAnsi" w:cstheme="minorBidi"/>
+            <w:noProof/>
+            <w:kern w:val="2"/>
+            <w:sz w:val="24"/>
+            <w:szCs w:val="24"/>
+            <w:lang w:val="en-MU" w:eastAsia="en-MU"/>
+            <w14:ligatures w14:val="standardContextual"/>
+          </w:rPr>
+          <w:tab/>
+        </w:r>
+        <w:r>
+          <w:rPr>
+            <w:rStyle w:val="Hyperlink"/>
+            <w:noProof/>
+          </w:rPr>
+          <w:t>Prerequisites and Dependencies</w:t>
+        </w:r>
+        <w:r>
+          <w:rPr>
+            <w:noProof/>
+            <w:webHidden/>
+          </w:rPr>
+          <w:tab/>
+        </w:r>
+        <w:r>
+          <w:rPr>
+            <w:noProof/>
+            <w:webHidden/>
+          </w:rPr>
+          <w:fldChar w:fldCharType="begin"/>
+        </w:r>
+        <w:r>
+          <w:rPr>
+            <w:noProof/>
+            <w:webHidden/>
+          </w:rPr>
+          <w:instrText xml:space="preserve"> PAGEREF _Toc230955269 \h </w:instrText>
         </w:r>
         <w:r>
           <w:rPr>
@@ -1630,7 +1723,7 @@
           <w14:ligatures w14:val="standardContextual"/>
         </w:rPr>
       </w:pPr>
-      <w:hyperlink w:anchor="_Toc230947040" w:history="1">
+      <w:hyperlink w:anchor="_Toc230955270" w:history="1">
         <w:r>
           <w:rPr>
             <w:rStyle w:val="Hyperlink"/>
@@ -1679,7 +1772,7 @@
             <w:noProof/>
             <w:webHidden/>
           </w:rPr>
-          <w:instrText xml:space="preserve"> PAGEREF _Toc230947040 \h </w:instrText>
+          <w:instrText xml:space="preserve"> PAGEREF _Toc230955270 \h </w:instrText>
         </w:r>
         <w:r>
           <w:rPr>
@@ -1726,7 +1819,7 @@
           <w14:ligatures w14:val="standardContextual"/>
         </w:rPr>
       </w:pPr>
-      <w:hyperlink w:anchor="_Toc230947041" w:history="1">
+      <w:hyperlink w:anchor="_Toc230955271" w:history="1">
         <w:r>
           <w:rPr>
             <w:rStyle w:val="Hyperlink"/>
@@ -1774,7 +1867,7 @@
             <w:noProof/>
             <w:webHidden/>
           </w:rPr>
-          <w:instrText xml:space="preserve"> PAGEREF _Toc230947041 \h </w:instrText>
+          <w:instrText xml:space="preserve"> PAGEREF _Toc230955271 \h </w:instrText>
         </w:r>
         <w:r>
           <w:rPr>
@@ -1822,7 +1915,7 @@
           <w14:ligatures w14:val="standardContextual"/>
         </w:rPr>
       </w:pPr>
-      <w:hyperlink w:anchor="_Toc230947042" w:history="1">
+      <w:hyperlink w:anchor="_Toc230955272" w:history="1">
         <w:r>
           <w:rPr>
             <w:rStyle w:val="Hyperlink"/>
@@ -1869,7 +1962,7 @@
             <w:noProof/>
             <w:webHidden/>
           </w:rPr>
-          <w:instrText xml:space="preserve"> PAGEREF _Toc230947042 \h </w:instrText>
+          <w:instrText xml:space="preserve"> PAGEREF _Toc230955272 \h </w:instrText>
         </w:r>
         <w:r>
           <w:rPr>
@@ -1916,7 +2009,7 @@
           <w14:ligatures w14:val="standardContextual"/>
         </w:rPr>
       </w:pPr>
-      <w:hyperlink w:anchor="_Toc230947043" w:history="1">
+      <w:hyperlink w:anchor="_Toc230955273" w:history="1">
         <w:r>
           <w:rPr>
             <w:rStyle w:val="Hyperlink"/>
@@ -1941,7 +2034,7 @@
             <w:rStyle w:val="Hyperlink"/>
             <w:noProof/>
           </w:rPr>
-          <w:t>ION Mapping</w:t>
+          <w:t>Object Schema</w:t>
         </w:r>
         <w:r>
           <w:rPr>
@@ -1962,7 +2055,7 @@
             <w:noProof/>
             <w:webHidden/>
           </w:rPr>
-          <w:instrText xml:space="preserve"> PAGEREF _Toc230947043 \h </w:instrText>
+          <w:instrText xml:space="preserve"> PAGEREF _Toc230955273 \h </w:instrText>
         </w:r>
         <w:r>
           <w:rPr>
@@ -1982,7 +2075,7 @@
             <w:noProof/>
             <w:webHidden/>
           </w:rPr>
-          <w:t>7</w:t>
+          <w:t>6</w:t>
         </w:r>
         <w:r>
           <w:rPr>
@@ -2009,7 +2102,7 @@
           <w14:ligatures w14:val="standardContextual"/>
         </w:rPr>
       </w:pPr>
-      <w:hyperlink w:anchor="_Toc230947044" w:history="1">
+      <w:hyperlink w:anchor="_Toc230955274" w:history="1">
         <w:r>
           <w:rPr>
             <w:rStyle w:val="Hyperlink"/>
@@ -2034,6 +2127,192 @@
             <w:rStyle w:val="Hyperlink"/>
             <w:noProof/>
           </w:rPr>
+          <w:t>ION Mapping</w:t>
+        </w:r>
+        <w:r>
+          <w:rPr>
+            <w:noProof/>
+            <w:webHidden/>
+          </w:rPr>
+          <w:tab/>
+        </w:r>
+        <w:r>
+          <w:rPr>
+            <w:noProof/>
+            <w:webHidden/>
+          </w:rPr>
+          <w:fldChar w:fldCharType="begin"/>
+        </w:r>
+        <w:r>
+          <w:rPr>
+            <w:noProof/>
+            <w:webHidden/>
+          </w:rPr>
+          <w:instrText xml:space="preserve"> PAGEREF _Toc230955274 \h </w:instrText>
+        </w:r>
+        <w:r>
+          <w:rPr>
+            <w:noProof/>
+            <w:webHidden/>
+          </w:rPr>
+        </w:r>
+        <w:r>
+          <w:rPr>
+            <w:noProof/>
+            <w:webHidden/>
+          </w:rPr>
+          <w:fldChar w:fldCharType="separate"/>
+        </w:r>
+        <w:r>
+          <w:rPr>
+            <w:noProof/>
+            <w:webHidden/>
+          </w:rPr>
+          <w:t>7</w:t>
+        </w:r>
+        <w:r>
+          <w:rPr>
+            <w:noProof/>
+            <w:webHidden/>
+          </w:rPr>
+          <w:fldChar w:fldCharType="end"/>
+        </w:r>
+      </w:hyperlink>
+    </w:p>
+    <w:p>
+      <w:pPr>
+        <w:pStyle w:val="TOC2"/>
+        <w:tabs>
+          <w:tab w:val="left" w:pos="2549"/>
+        </w:tabs>
+        <w:rPr>
+          <w:rFonts w:asciiTheme="minorHAnsi" w:eastAsiaTheme="minorEastAsia" w:hAnsiTheme="minorHAnsi" w:cstheme="minorBidi"/>
+          <w:noProof/>
+          <w:kern w:val="2"/>
+          <w:sz w:val="24"/>
+          <w:szCs w:val="24"/>
+          <w:lang w:val="en-MU" w:eastAsia="en-MU"/>
+          <w14:ligatures w14:val="standardContextual"/>
+        </w:rPr>
+      </w:pPr>
+      <w:hyperlink w:anchor="_Toc230955275" w:history="1">
+        <w:r>
+          <w:rPr>
+            <w:rStyle w:val="Hyperlink"/>
+            <w:noProof/>
+          </w:rPr>
+          <w:t>4.3</w:t>
+        </w:r>
+        <w:r>
+          <w:rPr>
+            <w:rFonts w:asciiTheme="minorHAnsi" w:eastAsiaTheme="minorEastAsia" w:hAnsiTheme="minorHAnsi" w:cstheme="minorBidi"/>
+            <w:noProof/>
+            <w:kern w:val="2"/>
+            <w:sz w:val="24"/>
+            <w:szCs w:val="24"/>
+            <w:lang w:val="en-MU" w:eastAsia="en-MU"/>
+            <w14:ligatures w14:val="standardContextual"/>
+          </w:rPr>
+          <w:tab/>
+        </w:r>
+        <w:r>
+          <w:rPr>
+            <w:rStyle w:val="Hyperlink"/>
+            <w:noProof/>
+          </w:rPr>
+          <w:t>Document Flow</w:t>
+        </w:r>
+        <w:r>
+          <w:rPr>
+            <w:noProof/>
+            <w:webHidden/>
+          </w:rPr>
+          <w:tab/>
+        </w:r>
+        <w:r>
+          <w:rPr>
+            <w:noProof/>
+            <w:webHidden/>
+          </w:rPr>
+          <w:fldChar w:fldCharType="begin"/>
+        </w:r>
+        <w:r>
+          <w:rPr>
+            <w:noProof/>
+            <w:webHidden/>
+          </w:rPr>
+          <w:instrText xml:space="preserve"> PAGEREF _Toc230955275 \h </w:instrText>
+        </w:r>
+        <w:r>
+          <w:rPr>
+            <w:noProof/>
+            <w:webHidden/>
+          </w:rPr>
+        </w:r>
+        <w:r>
+          <w:rPr>
+            <w:noProof/>
+            <w:webHidden/>
+          </w:rPr>
+          <w:fldChar w:fldCharType="separate"/>
+        </w:r>
+        <w:r>
+          <w:rPr>
+            <w:noProof/>
+            <w:webHidden/>
+          </w:rPr>
+          <w:t>7</w:t>
+        </w:r>
+        <w:r>
+          <w:rPr>
+            <w:noProof/>
+            <w:webHidden/>
+          </w:rPr>
+          <w:fldChar w:fldCharType="end"/>
+        </w:r>
+      </w:hyperlink>
+    </w:p>
+    <w:p>
+      <w:pPr>
+        <w:pStyle w:val="TOC2"/>
+        <w:tabs>
+          <w:tab w:val="left" w:pos="2549"/>
+        </w:tabs>
+        <w:rPr>
+          <w:rFonts w:asciiTheme="minorHAnsi" w:eastAsiaTheme="minorEastAsia" w:hAnsiTheme="minorHAnsi" w:cstheme="minorBidi"/>
+          <w:noProof/>
+          <w:kern w:val="2"/>
+          <w:sz w:val="24"/>
+          <w:szCs w:val="24"/>
+          <w:lang w:val="en-MU" w:eastAsia="en-MU"/>
+          <w14:ligatures w14:val="standardContextual"/>
+        </w:rPr>
+      </w:pPr>
+      <w:hyperlink w:anchor="_Toc230955276" w:history="1">
+        <w:r>
+          <w:rPr>
+            <w:rStyle w:val="Hyperlink"/>
+            <w:noProof/>
+          </w:rPr>
+          <w:t>4.4</w:t>
+        </w:r>
+        <w:r>
+          <w:rPr>
+            <w:rFonts w:asciiTheme="minorHAnsi" w:eastAsiaTheme="minorEastAsia" w:hAnsiTheme="minorHAnsi" w:cstheme="minorBidi"/>
+            <w:noProof/>
+            <w:kern w:val="2"/>
+            <w:sz w:val="24"/>
+            <w:szCs w:val="24"/>
+            <w:lang w:val="en-MU" w:eastAsia="en-MU"/>
+            <w14:ligatures w14:val="standardContextual"/>
+          </w:rPr>
+          <w:tab/>
+        </w:r>
+        <w:r>
+          <w:rPr>
+            <w:rStyle w:val="Hyperlink"/>
+            <w:noProof/>
+          </w:rPr>
           <w:t>Agreement</w:t>
         </w:r>
         <w:r>
@@ -2055,7 +2334,100 @@
             <w:noProof/>
             <w:webHidden/>
           </w:rPr>
-          <w:instrText xml:space="preserve"> PAGEREF _Toc230947044 \h </w:instrText>
+          <w:instrText xml:space="preserve"> PAGEREF _Toc230955276 \h </w:instrText>
+        </w:r>
+        <w:r>
+          <w:rPr>
+            <w:noProof/>
+            <w:webHidden/>
+          </w:rPr>
+        </w:r>
+        <w:r>
+          <w:rPr>
+            <w:noProof/>
+            <w:webHidden/>
+          </w:rPr>
+          <w:fldChar w:fldCharType="separate"/>
+        </w:r>
+        <w:r>
+          <w:rPr>
+            <w:noProof/>
+            <w:webHidden/>
+          </w:rPr>
+          <w:t>7</w:t>
+        </w:r>
+        <w:r>
+          <w:rPr>
+            <w:noProof/>
+            <w:webHidden/>
+          </w:rPr>
+          <w:fldChar w:fldCharType="end"/>
+        </w:r>
+      </w:hyperlink>
+    </w:p>
+    <w:p>
+      <w:pPr>
+        <w:pStyle w:val="TOC2"/>
+        <w:tabs>
+          <w:tab w:val="left" w:pos="2549"/>
+        </w:tabs>
+        <w:rPr>
+          <w:rFonts w:asciiTheme="minorHAnsi" w:eastAsiaTheme="minorEastAsia" w:hAnsiTheme="minorHAnsi" w:cstheme="minorBidi"/>
+          <w:noProof/>
+          <w:kern w:val="2"/>
+          <w:sz w:val="24"/>
+          <w:szCs w:val="24"/>
+          <w:lang w:val="en-MU" w:eastAsia="en-MU"/>
+          <w14:ligatures w14:val="standardContextual"/>
+        </w:rPr>
+      </w:pPr>
+      <w:hyperlink w:anchor="_Toc230955277" w:history="1">
+        <w:r>
+          <w:rPr>
+            <w:rStyle w:val="Hyperlink"/>
+            <w:noProof/>
+          </w:rPr>
+          <w:t>4.5</w:t>
+        </w:r>
+        <w:r>
+          <w:rPr>
+            <w:rFonts w:asciiTheme="minorHAnsi" w:eastAsiaTheme="minorEastAsia" w:hAnsiTheme="minorHAnsi" w:cstheme="minorBidi"/>
+            <w:noProof/>
+            <w:kern w:val="2"/>
+            <w:sz w:val="24"/>
+            <w:szCs w:val="24"/>
+            <w:lang w:val="en-MU" w:eastAsia="en-MU"/>
+            <w14:ligatures w14:val="standardContextual"/>
+          </w:rPr>
+          <w:tab/>
+        </w:r>
+        <w:r>
+          <w:rPr>
+            <w:rStyle w:val="Hyperlink"/>
+            <w:noProof/>
+          </w:rPr>
+          <w:t>Monitor</w:t>
+        </w:r>
+        <w:r>
+          <w:rPr>
+            <w:noProof/>
+            <w:webHidden/>
+          </w:rPr>
+          <w:tab/>
+        </w:r>
+        <w:r>
+          <w:rPr>
+            <w:noProof/>
+            <w:webHidden/>
+          </w:rPr>
+          <w:fldChar w:fldCharType="begin"/>
+        </w:r>
+        <w:r>
+          <w:rPr>
+            <w:noProof/>
+            <w:webHidden/>
+          </w:rPr>
+          <w:instrText xml:space="preserve"> PAGEREF _Toc230955277 \h </w:instrText>
         </w:r>
         <w:r>
           <w:rPr>
@@ -2108,12 +2480,11 @@
       </w:pPr>
       <w:bookmarkStart w:id="6" w:name="_Toc436807305"/>
       <w:bookmarkStart w:id="7" w:name="_Toc202891084"/>
-      <w:bookmarkStart w:id="8" w:name="_Toc230947038"/>
+      <w:bookmarkStart w:id="8" w:name="_Toc230955267"/>
       <w:r>
         <w:rPr>
           <w:rFonts w:cs="Arial"/>
         </w:rPr>
-        <w:lastRenderedPageBreak/>
         <w:t>Introduction</w:t>
       </w:r>
       <w:bookmarkEnd w:id="6"/>
@@ -2136,7 +2507,7 @@
         </w:rPr>
       </w:pPr>
       <w:bookmarkStart w:id="9" w:name="_Toc202891085"/>
-      <w:bookmarkStart w:id="10" w:name="_Toc230947039"/>
+      <w:bookmarkStart w:id="10" w:name="_Toc230955268"/>
       <w:r>
         <w:rPr>
           <w:rFonts w:cs="Arial"/>
@@ -2213,22 +2584,93 @@
     </w:p>
     <w:p>
       <w:pPr>
+        <w:pStyle w:val="Heading2"/>
+      </w:pPr>
+      <w:bookmarkStart w:id="11" w:name="_Toc230955269"/>
+      <w:r>
+        <w:t>Prerequisites and Dependencies</w:t>
+      </w:r>
+      <w:bookmarkEnd w:id="11"/>
+    </w:p>
+    <w:p>
+      <w:pPr>
+        <w:pStyle w:val="BodyText"/>
+      </w:pPr>
+      <w:r>
+        <w:t>To complete the deployment, all the following must be accessible:</w:t>
+      </w:r>
+    </w:p>
+    <w:p>
+      <w:pPr>
+        <w:pStyle w:val="ListParagraph"/>
+        <w:numPr>
+          <w:ilvl w:val="0"/>
+          <w:numId w:val="5"/>
+        </w:numPr>
+        <w:spacing w:line="360" w:lineRule="auto"/>
+        <w:rPr>
+          <w:rStyle w:val="InforHeadline"/>
+          <w:rFonts w:ascii="Arial" w:hAnsi="Arial" w:cs="Arial"/>
+          <w:b w:val="0"/>
+          <w:sz w:val="20"/>
+          <w:szCs w:val="20"/>
+        </w:rPr>
+      </w:pPr>
+      <w:r>
+        <w:rPr>
+          <w:rStyle w:val="InforHeadline"/>
+          <w:rFonts w:ascii="Arial" w:hAnsi="Arial" w:cs="Arial"/>
+          <w:b w:val="0"/>
+          <w:sz w:val="20"/>
+          <w:szCs w:val="20"/>
+        </w:rPr>
+        <w:t>M3</w:t>
+      </w:r>
+    </w:p>
+    <w:p>
+      <w:pPr>
+        <w:pStyle w:val="ListParagraph"/>
+        <w:numPr>
+          <w:ilvl w:val="0"/>
+          <w:numId w:val="5"/>
+        </w:numPr>
+        <w:spacing w:line="360" w:lineRule="auto"/>
+        <w:rPr>
+          <w:rStyle w:val="InforHeadline"/>
+          <w:rFonts w:ascii="Arial" w:hAnsi="Arial" w:cs="Arial"/>
+          <w:b w:val="0"/>
+          <w:sz w:val="20"/>
+          <w:szCs w:val="20"/>
+        </w:rPr>
+      </w:pPr>
+      <w:r>
+        <w:rPr>
+          <w:rStyle w:val="InforHeadline"/>
+          <w:rFonts w:ascii="Arial" w:hAnsi="Arial" w:cs="Arial"/>
+          <w:b w:val="0"/>
+          <w:sz w:val="20"/>
+          <w:szCs w:val="20"/>
+        </w:rPr>
+        <w:t>ION</w:t>
+      </w:r>
+    </w:p>
+    <w:p>
+      <w:pPr>
         <w:pStyle w:val="Heading1"/>
         <w:rPr>
           <w:rFonts w:cs="Arial"/>
         </w:rPr>
       </w:pPr>
-      <w:bookmarkStart w:id="11" w:name="_Toc202891087"/>
-      <w:bookmarkStart w:id="12" w:name="_Toc230947040"/>
+      <w:bookmarkStart w:id="12" w:name="_Toc202891087"/>
+      <w:bookmarkStart w:id="13" w:name="_Toc230955270"/>
       <w:r>
         <w:rPr>
           <w:rFonts w:cs="Arial"/>
         </w:rPr>
-        <w:lastRenderedPageBreak/>
         <w:t>Installation</w:t>
       </w:r>
-      <w:bookmarkEnd w:id="11"/>
       <w:bookmarkEnd w:id="12"/>
+      <w:bookmarkEnd w:id="13"/>
     </w:p>
     <w:p>
       <w:pPr>
@@ -2237,14 +2679,14 @@
           <w:rFonts w:cs="Arial"/>
         </w:rPr>
       </w:pPr>
-      <w:bookmarkStart w:id="13" w:name="_Toc230947041"/>
+      <w:bookmarkStart w:id="14" w:name="_Toc230955271"/>
       <w:r>
         <w:rPr>
           <w:rFonts w:cs="Arial"/>
         </w:rPr>
         <w:t>Deliverable interface</w:t>
       </w:r>
-      <w:bookmarkEnd w:id="13"/>
+      <w:bookmarkEnd w:id="14"/>
     </w:p>
     <w:p>
       <w:pPr>
@@ -3033,11 +3475,10 @@
         <w:pStyle w:val="Heading1"/>
         <w:jc w:val="both"/>
       </w:pPr>
-      <w:bookmarkStart w:id="14" w:name="_Toc201156010"/>
-      <w:bookmarkStart w:id="15" w:name="_Toc202891089"/>
-      <w:bookmarkStart w:id="16" w:name="_Toc230947042"/>
+      <w:bookmarkStart w:id="15" w:name="_Toc201156010"/>
+      <w:bookmarkStart w:id="16" w:name="_Toc202891089"/>
+      <w:bookmarkStart w:id="17" w:name="_Toc230955272"/>
       <w:r>
-        <w:lastRenderedPageBreak/>
         <w:t xml:space="preserve">Instructions </w:t>
       </w:r>
       <w:r>
@@ -3055,21 +3496,23 @@
       <w:r>
         <w:t>y</w:t>
       </w:r>
-      <w:bookmarkEnd w:id="14"/>
       <w:bookmarkEnd w:id="15"/>
       <w:bookmarkEnd w:id="16"/>
+      <w:bookmarkEnd w:id="17"/>
     </w:p>
     <w:p>
       <w:pPr>
         <w:pStyle w:val="Heading2"/>
       </w:pPr>
-      <w:bookmarkStart w:id="17" w:name="_Toc188614897"/>
-      <w:bookmarkStart w:id="18" w:name="_Toc195534601"/>
+      <w:bookmarkStart w:id="18" w:name="_Toc188614897"/>
+      <w:bookmarkStart w:id="19" w:name="_Toc195534601"/>
+      <w:bookmarkStart w:id="20" w:name="_Toc230955273"/>
       <w:r>
         <w:t>Object Schema</w:t>
       </w:r>
-      <w:bookmarkEnd w:id="17"/>
       <w:bookmarkEnd w:id="18"/>
+      <w:bookmarkEnd w:id="19"/>
+      <w:bookmarkEnd w:id="20"/>
     </w:p>
     <w:p>
       <w:pPr>
@@ -3159,11 +3602,11 @@
       <w:r>
         <w:t>Allez dans OS &gt; ION &gt; Catalogue de données &gt;</w:t>
       </w:r>
-      <w:bookmarkStart w:id="19" w:name="_Hlk175732179"/>
+      <w:bookmarkStart w:id="21" w:name="_Hlk175732179"/>
       <w:r>
         <w:t xml:space="preserve"> Schémas d’objet</w:t>
       </w:r>
-      <w:bookmarkEnd w:id="19"/>
+      <w:bookmarkEnd w:id="21"/>
     </w:p>
     <w:p>
       <w:pPr>
@@ -3425,7 +3868,6 @@
           <w:noProof/>
           <w14:ligatures w14:val="standardContextual"/>
         </w:rPr>
-        <w:lastRenderedPageBreak/>
         <w:drawing>
           <wp:anchor distT="0" distB="0" distL="114300" distR="114300" simplePos="0" relativeHeight="251658240" behindDoc="0" locked="0" layoutInCell="1" allowOverlap="1" wp14:anchorId="719CB332" wp14:editId="0B6B1BC9">
             <wp:simplePos x="0" y="0"/>
@@ -3530,13 +3972,13 @@
       <w:pPr>
         <w:pStyle w:val="Heading2"/>
       </w:pPr>
-      <w:bookmarkStart w:id="20" w:name="_Toc225433468"/>
-      <w:bookmarkStart w:id="21" w:name="_Toc230947043"/>
+      <w:bookmarkStart w:id="22" w:name="_Toc225433468"/>
+      <w:bookmarkStart w:id="23" w:name="_Toc230955274"/>
       <w:r>
         <w:t>ION Mapping</w:t>
       </w:r>
-      <w:bookmarkEnd w:id="20"/>
-      <w:bookmarkEnd w:id="21"/>
+      <w:bookmarkEnd w:id="22"/>
+      <w:bookmarkEnd w:id="23"/>
     </w:p>
     <w:p>
       <w:pPr>
@@ -3604,9 +4046,11 @@
       <w:pPr>
         <w:pStyle w:val="Heading2"/>
       </w:pPr>
+      <w:bookmarkStart w:id="24" w:name="_Toc230955275"/>
       <w:r>
         <w:t>Document Flow</w:t>
       </w:r>
+      <w:bookmarkEnd w:id="24"/>
     </w:p>
     <w:p>
       <w:pPr>
@@ -3674,21 +4118,23 @@
       <w:pPr>
         <w:pStyle w:val="Heading2"/>
       </w:pPr>
-      <w:bookmarkStart w:id="22" w:name="_Toc225433469"/>
-      <w:bookmarkStart w:id="23" w:name="_Toc230947044"/>
+      <w:bookmarkStart w:id="25" w:name="_Toc225433469"/>
+      <w:bookmarkStart w:id="26" w:name="_Toc230955276"/>
       <w:r>
         <w:t>Agreement</w:t>
       </w:r>
-      <w:bookmarkEnd w:id="22"/>
-      <w:bookmarkEnd w:id="23"/>
+      <w:bookmarkEnd w:id="25"/>
+      <w:bookmarkEnd w:id="26"/>
     </w:p>
     <w:p>
       <w:pPr>
         <w:pStyle w:val="Heading2"/>
       </w:pPr>
+      <w:bookmarkStart w:id="27" w:name="_Toc230955277"/>
       <w:r>
         <w:t>Monitor</w:t>
       </w:r>
+      <w:bookmarkEnd w:id="27"/>
     </w:p>
     <w:p>
       <w:pPr>
@@ -3713,7 +4159,6 @@
         </w:numPr>
       </w:pPr>
       <w:r>
-        <w:lastRenderedPageBreak/>
         <w:t>Naviguer vers ION Desk &gt; Monitor &gt; Monitors.</w:t>
       </w:r>
     </w:p>
@@ -4020,7 +4465,7 @@
         <w:noProof/>
         <w:lang w:val="fr-FR"/>
       </w:rPr>
-      <w:instrText>8</w:instrText>
+      <w:instrText>7</w:instrText>
     </w:r>
     <w:r>
       <w:fldChar w:fldCharType="end"/>
@@ -4039,7 +4484,7 @@
         <w:noProof/>
         <w:lang w:val="fr-FR"/>
       </w:rPr>
-      <w:t>8</w:t>
+      <w:t>7</w:t>
     </w:r>
     <w:r>
       <w:fldChar w:fldCharType="end"/>
@@ -9759,6 +10204,7 @@
     <w:rsid w:val="001B7079"/>
     <w:rsid w:val="001D2456"/>
     <w:rsid w:val="001D7911"/>
+    <w:rsid w:val="001E144F"/>
     <w:rsid w:val="001E3BE8"/>
     <w:rsid w:val="00224979"/>
     <w:rsid w:val="00263BAD"/>
@@ -9829,6 +10275,7 @@
     <w:rsid w:val="00C73785"/>
     <w:rsid w:val="00C76283"/>
     <w:rsid w:val="00D10A28"/>
+    <w:rsid w:val="00D332DB"/>
     <w:rsid w:val="00D41F7C"/>
     <w:rsid w:val="00DF08EB"/>
     <w:rsid w:val="00E4234C"/>
@@ -10603,18 +11050,12 @@
 </file>
 
 <file path=customXml/item2.xml><?xml version="1.0" encoding="utf-8"?>
-<p:properties xmlns:p="http://schemas.microsoft.com/office/2006/metadata/properties" xmlns:xsi="http://www.w3.org/2001/XMLSchema-instance">
-  <documentManagement>
-    <Description0 xmlns="27120ea7-e29f-4289-be69-b33f6ff1fd8f" xsi:nil="true"/>
-    <Owner xmlns="27120ea7-e29f-4289-be69-b33f6ff1fd8f">
-      <UserInfo>
-        <DisplayName>David Burke</DisplayName>
-        <AccountId>12059</AccountId>
-        <AccountType/>
-      </UserInfo>
-    </Owner>
-  </documentManagement>
-</p:properties>
+<?mso-contentType ?>
+<FormTemplates xmlns="http://schemas.microsoft.com/sharepoint/v3/contenttype/forms">
+  <Display>DocumentLibraryForm</Display>
+  <Edit>DocumentLibraryForm</Edit>
+  <New>DocumentLibraryForm</New>
+</FormTemplates>
 </file>
 
 <file path=customXml/item3.xml><?xml version="1.0" encoding="utf-8"?>
@@ -10698,12 +11139,18 @@
 </file>
 
 <file path=customXml/item4.xml><?xml version="1.0" encoding="utf-8"?>
-<?mso-contentType ?>
-<FormTemplates xmlns="http://schemas.microsoft.com/sharepoint/v3/contenttype/forms">
-  <Display>DocumentLibraryForm</Display>
-  <Edit>DocumentLibraryForm</Edit>
-  <New>DocumentLibraryForm</New>
-</FormTemplates>
+<p:properties xmlns:p="http://schemas.microsoft.com/office/2006/metadata/properties" xmlns:xsi="http://www.w3.org/2001/XMLSchema-instance">
+  <documentManagement>
+    <Description0 xmlns="27120ea7-e29f-4289-be69-b33f6ff1fd8f" xsi:nil="true"/>
+    <Owner xmlns="27120ea7-e29f-4289-be69-b33f6ff1fd8f">
+      <UserInfo>
+        <DisplayName>David Burke</DisplayName>
+        <AccountId>12059</AccountId>
+        <AccountType/>
+      </UserInfo>
+    </Owner>
+  </documentManagement>
+</p:properties>
 </file>
 
 <file path=customXml/itemProps1.xml><?xml version="1.0" encoding="utf-8"?>
@@ -10715,10 +11162,9 @@
 </file>
 
 <file path=customXml/itemProps2.xml><?xml version="1.0" encoding="utf-8"?>
-<ds:datastoreItem xmlns:ds="http://schemas.openxmlformats.org/officeDocument/2006/customXml" ds:itemID="{3AEDE9CB-3D76-423B-A43A-9B9F067D5F42}">
+<ds:datastoreItem xmlns:ds="http://schemas.openxmlformats.org/officeDocument/2006/customXml" ds:itemID="{472F559A-7151-4616-8390-CEE5B6654C26}">
   <ds:schemaRefs>
-    <ds:schemaRef ds:uri="http://schemas.microsoft.com/office/2006/metadata/properties"/>
-    <ds:schemaRef ds:uri="27120ea7-e29f-4289-be69-b33f6ff1fd8f"/>
+    <ds:schemaRef ds:uri="http://schemas.microsoft.com/sharepoint/v3/contenttype/forms"/>
   </ds:schemaRefs>
 </ds:datastoreItem>
 </file>
@@ -10741,9 +11187,10 @@
 </file>
 
 <file path=customXml/itemProps4.xml><?xml version="1.0" encoding="utf-8"?>
-<ds:datastoreItem xmlns:ds="http://schemas.openxmlformats.org/officeDocument/2006/customXml" ds:itemID="{472F559A-7151-4616-8390-CEE5B6654C26}">
+<ds:datastoreItem xmlns:ds="http://schemas.openxmlformats.org/officeDocument/2006/customXml" ds:itemID="{3AEDE9CB-3D76-423B-A43A-9B9F067D5F42}">
   <ds:schemaRefs>
-    <ds:schemaRef ds:uri="http://schemas.microsoft.com/sharepoint/v3/contenttype/forms"/>
+    <ds:schemaRef ds:uri="http://schemas.microsoft.com/office/2006/metadata/properties"/>
+    <ds:schemaRef ds:uri="27120ea7-e29f-4289-be69-b33f6ff1fd8f"/>
   </ds:schemaRefs>
 </ds:datastoreItem>
 </file>